--- a/2026/Практиктическая 1.2.docx
+++ b/2026/Практиктическая 1.2.docx
@@ -273,9 +273,6 @@
         <w:pStyle w:val="a5"/>
         <w:ind w:firstLine="0"/>
         <w:jc w:val="center"/>
-        <w:rPr>
-          <w:lang w:val="en-US"/>
-        </w:rPr>
       </w:pPr>
       <w:r>
         <w:rPr>
@@ -321,12 +318,114 @@
     <w:p>
       <w:pPr>
         <w:pStyle w:val="a5"/>
-        <w:ind w:firstLine="0"/>
-        <w:jc w:val="center"/>
+      </w:pPr>
+      <w:r>
+        <w:t xml:space="preserve">Был открыт визуализатор у калькулятора и изменен формат столбца Текущая дата на </w:t>
+      </w:r>
+      <w:r>
         <w:rPr>
           <w:lang w:val="en-US"/>
         </w:rPr>
+        <w:t>ddmmyyyy</w:t>
+      </w:r>
+      <w:r>
+        <w:t>.</w:t>
+      </w:r>
+      <w:r>
+        <w:t xml:space="preserve"> Также был скрыт столбец дата</w:t>
+      </w:r>
+    </w:p>
+    <w:p>
+      <w:pPr>
+        <w:pStyle w:val="a5"/>
+        <w:ind w:firstLine="0"/>
+        <w:jc w:val="center"/>
       </w:pPr>
+      <w:r>
+        <w:rPr>
+          <w:lang w:val="en-US"/>
+        </w:rPr>
+        <w:drawing>
+          <wp:inline distT="0" distB="0" distL="0" distR="0" wp14:anchorId="25F433C8" wp14:editId="03AB7DBA">
+            <wp:extent cx="5229225" cy="2358881"/>
+            <wp:effectExtent l="0" t="0" r="0" b="3810"/>
+            <wp:docPr id="206658882" name="Рисунок 1"/>
+            <wp:cNvGraphicFramePr>
+              <a:graphicFrameLocks xmlns:a="http://schemas.openxmlformats.org/drawingml/2006/main" noChangeAspect="1"/>
+            </wp:cNvGraphicFramePr>
+            <a:graphic xmlns:a="http://schemas.openxmlformats.org/drawingml/2006/main">
+              <a:graphicData uri="http://schemas.openxmlformats.org/drawingml/2006/picture">
+                <pic:pic xmlns:pic="http://schemas.openxmlformats.org/drawingml/2006/picture">
+                  <pic:nvPicPr>
+                    <pic:cNvPr id="206658882" name=""/>
+                    <pic:cNvPicPr/>
+                  </pic:nvPicPr>
+                  <pic:blipFill>
+                    <a:blip r:embed="rId9"/>
+                    <a:stretch>
+                      <a:fillRect/>
+                    </a:stretch>
+                  </pic:blipFill>
+                  <pic:spPr>
+                    <a:xfrm>
+                      <a:off x="0" y="0"/>
+                      <a:ext cx="5233141" cy="2360647"/>
+                    </a:xfrm>
+                    <a:prstGeom prst="rect">
+                      <a:avLst/>
+                    </a:prstGeom>
+                  </pic:spPr>
+                </pic:pic>
+              </a:graphicData>
+            </a:graphic>
+          </wp:inline>
+        </w:drawing>
+      </w:r>
+    </w:p>
+    <w:p>
+      <w:pPr>
+        <w:pStyle w:val="a5"/>
+        <w:ind w:firstLine="0"/>
+        <w:jc w:val="center"/>
+      </w:pPr>
+      <w:r>
+        <w:lastRenderedPageBreak/>
+        <w:drawing>
+          <wp:inline distT="0" distB="0" distL="0" distR="0" wp14:anchorId="2DDF0C26" wp14:editId="60E1EC10">
+            <wp:extent cx="3362794" cy="2610214"/>
+            <wp:effectExtent l="0" t="0" r="9525" b="0"/>
+            <wp:docPr id="514898209" name="Рисунок 1"/>
+            <wp:cNvGraphicFramePr>
+              <a:graphicFrameLocks xmlns:a="http://schemas.openxmlformats.org/drawingml/2006/main" noChangeAspect="1"/>
+            </wp:cNvGraphicFramePr>
+            <a:graphic xmlns:a="http://schemas.openxmlformats.org/drawingml/2006/main">
+              <a:graphicData uri="http://schemas.openxmlformats.org/drawingml/2006/picture">
+                <pic:pic xmlns:pic="http://schemas.openxmlformats.org/drawingml/2006/picture">
+                  <pic:nvPicPr>
+                    <pic:cNvPr id="514898209" name=""/>
+                    <pic:cNvPicPr/>
+                  </pic:nvPicPr>
+                  <pic:blipFill>
+                    <a:blip r:embed="rId10"/>
+                    <a:stretch>
+                      <a:fillRect/>
+                    </a:stretch>
+                  </pic:blipFill>
+                  <pic:spPr>
+                    <a:xfrm>
+                      <a:off x="0" y="0"/>
+                      <a:ext cx="3362794" cy="2610214"/>
+                    </a:xfrm>
+                    <a:prstGeom prst="rect">
+                      <a:avLst/>
+                    </a:prstGeom>
+                  </pic:spPr>
+                </pic:pic>
+              </a:graphicData>
+            </a:graphic>
+          </wp:inline>
+        </w:drawing>
+      </w:r>
     </w:p>
     <w:sectPr>
       <w:pgSz w:w="11906" w:h="16838"/>

--- a/2026/Практиктическая 1.2.docx
+++ b/2026/Практиктическая 1.2.docx
@@ -44,7 +44,7 @@
                     <pic:cNvPicPr/>
                   </pic:nvPicPr>
                   <pic:blipFill>
-                    <a:blip r:embed="rId4"/>
+                    <a:blip r:embed="rId5"/>
                     <a:stretch>
                       <a:fillRect/>
                     </a:stretch>
@@ -114,7 +114,7 @@
                     <pic:cNvPicPr/>
                   </pic:nvPicPr>
                   <pic:blipFill>
-                    <a:blip r:embed="rId5"/>
+                    <a:blip r:embed="rId6"/>
                     <a:stretch>
                       <a:fillRect/>
                     </a:stretch>
@@ -145,6 +145,9 @@
         </w:rPr>
       </w:pPr>
       <w:r>
+        <w:rPr>
+          <w:noProof/>
+        </w:rPr>
         <w:lastRenderedPageBreak/>
         <w:drawing>
           <wp:inline distT="0" distB="0" distL="0" distR="0" wp14:anchorId="65980E19" wp14:editId="41081319">
@@ -162,7 +165,7 @@
                     <pic:cNvPicPr/>
                   </pic:nvPicPr>
                   <pic:blipFill>
-                    <a:blip r:embed="rId6"/>
+                    <a:blip r:embed="rId7"/>
                     <a:stretch>
                       <a:fillRect/>
                     </a:stretch>
@@ -201,6 +204,9 @@
         </w:rPr>
       </w:pPr>
       <w:r>
+        <w:rPr>
+          <w:noProof/>
+        </w:rPr>
         <w:drawing>
           <wp:inline distT="0" distB="0" distL="0" distR="0" wp14:anchorId="1970A1BF" wp14:editId="1F69B48A">
             <wp:extent cx="5940425" cy="4501515"/>
@@ -217,7 +223,7 @@
                     <pic:cNvPicPr/>
                   </pic:nvPicPr>
                   <pic:blipFill>
-                    <a:blip r:embed="rId7"/>
+                    <a:blip r:embed="rId8"/>
                     <a:stretch>
                       <a:fillRect/>
                     </a:stretch>
@@ -246,6 +252,7 @@
         <w:lastRenderedPageBreak/>
         <w:t xml:space="preserve">Проверка работы </w:t>
       </w:r>
+      <w:proofErr w:type="gramStart"/>
       <w:r>
         <w:rPr>
           <w:lang w:val="en-US"/>
@@ -253,7 +260,11 @@
         <w:t>IFF</w:t>
       </w:r>
       <w:r>
-        <w:t>()</w:t>
+        <w:t>(</w:t>
+      </w:r>
+      <w:proofErr w:type="gramEnd"/>
+      <w:r>
+        <w:t>)</w:t>
       </w:r>
       <w:r>
         <w:t xml:space="preserve"> при количестве равном 0, выражение 5 выдаст </w:t>
@@ -276,6 +287,7 @@
       </w:pPr>
       <w:r>
         <w:rPr>
+          <w:noProof/>
           <w:lang w:val="en-US"/>
         </w:rPr>
         <w:drawing>
@@ -294,7 +306,7 @@
                     <pic:cNvPicPr/>
                   </pic:nvPicPr>
                   <pic:blipFill>
-                    <a:blip r:embed="rId8"/>
+                    <a:blip r:embed="rId9"/>
                     <a:stretch>
                       <a:fillRect/>
                     </a:stretch>
@@ -322,12 +334,14 @@
       <w:r>
         <w:t xml:space="preserve">Был открыт визуализатор у калькулятора и изменен формат столбца Текущая дата на </w:t>
       </w:r>
+      <w:proofErr w:type="spellStart"/>
       <w:r>
         <w:rPr>
           <w:lang w:val="en-US"/>
         </w:rPr>
         <w:t>ddmmyyyy</w:t>
       </w:r>
+      <w:proofErr w:type="spellEnd"/>
       <w:r>
         <w:t>.</w:t>
       </w:r>
@@ -343,6 +357,7 @@
       </w:pPr>
       <w:r>
         <w:rPr>
+          <w:noProof/>
           <w:lang w:val="en-US"/>
         </w:rPr>
         <w:drawing>
@@ -361,7 +376,7 @@
                     <pic:cNvPicPr/>
                   </pic:nvPicPr>
                   <pic:blipFill>
-                    <a:blip r:embed="rId9"/>
+                    <a:blip r:embed="rId10"/>
                     <a:stretch>
                       <a:fillRect/>
                     </a:stretch>
@@ -389,6 +404,9 @@
         <w:jc w:val="center"/>
       </w:pPr>
       <w:r>
+        <w:rPr>
+          <w:noProof/>
+        </w:rPr>
         <w:lastRenderedPageBreak/>
         <w:drawing>
           <wp:inline distT="0" distB="0" distL="0" distR="0" wp14:anchorId="2DDF0C26" wp14:editId="60E1EC10">
@@ -406,7 +424,7 @@
                     <pic:cNvPicPr/>
                   </pic:nvPicPr>
                   <pic:blipFill>
-                    <a:blip r:embed="rId10"/>
+                    <a:blip r:embed="rId11"/>
                     <a:stretch>
                       <a:fillRect/>
                     </a:stretch>
@@ -427,6 +445,402 @@
         </w:drawing>
       </w:r>
     </w:p>
+    <w:p>
+      <w:pPr>
+        <w:pStyle w:val="a3"/>
+      </w:pPr>
+      <w:r>
+        <w:t>Практика №8</w:t>
+      </w:r>
+    </w:p>
+    <w:p>
+      <w:pPr>
+        <w:pStyle w:val="af7"/>
+        <w:rPr>
+          <w:lang w:val="ru-RU"/>
+        </w:rPr>
+      </w:pPr>
+      <w:r>
+        <w:drawing>
+          <wp:inline distT="0" distB="0" distL="0" distR="0" wp14:anchorId="69C4951E" wp14:editId="2C1678F0">
+            <wp:extent cx="5940425" cy="1762125"/>
+            <wp:effectExtent l="0" t="0" r="3175" b="9525"/>
+            <wp:docPr id="1093515378" name="Рисунок 1"/>
+            <wp:cNvGraphicFramePr>
+              <a:graphicFrameLocks xmlns:a="http://schemas.openxmlformats.org/drawingml/2006/main" noChangeAspect="1"/>
+            </wp:cNvGraphicFramePr>
+            <a:graphic xmlns:a="http://schemas.openxmlformats.org/drawingml/2006/main">
+              <a:graphicData uri="http://schemas.openxmlformats.org/drawingml/2006/picture">
+                <pic:pic xmlns:pic="http://schemas.openxmlformats.org/drawingml/2006/picture">
+                  <pic:nvPicPr>
+                    <pic:cNvPr id="1093515378" name=""/>
+                    <pic:cNvPicPr/>
+                  </pic:nvPicPr>
+                  <pic:blipFill>
+                    <a:blip r:embed="rId12"/>
+                    <a:stretch>
+                      <a:fillRect/>
+                    </a:stretch>
+                  </pic:blipFill>
+                  <pic:spPr>
+                    <a:xfrm>
+                      <a:off x="0" y="0"/>
+                      <a:ext cx="5940425" cy="1762125"/>
+                    </a:xfrm>
+                    <a:prstGeom prst="rect">
+                      <a:avLst/>
+                    </a:prstGeom>
+                  </pic:spPr>
+                </pic:pic>
+              </a:graphicData>
+            </a:graphic>
+          </wp:inline>
+        </w:drawing>
+      </w:r>
+    </w:p>
+    <w:p>
+      <w:pPr>
+        <w:pStyle w:val="af7"/>
+        <w:rPr>
+          <w:lang w:val="ru-RU"/>
+        </w:rPr>
+      </w:pPr>
+      <w:r>
+        <w:drawing>
+          <wp:inline distT="0" distB="0" distL="0" distR="0" wp14:anchorId="6BFEC9C0" wp14:editId="0DE39D53">
+            <wp:extent cx="5940425" cy="4145915"/>
+            <wp:effectExtent l="0" t="0" r="3175" b="6985"/>
+            <wp:docPr id="683099939" name="Рисунок 1"/>
+            <wp:cNvGraphicFramePr>
+              <a:graphicFrameLocks xmlns:a="http://schemas.openxmlformats.org/drawingml/2006/main" noChangeAspect="1"/>
+            </wp:cNvGraphicFramePr>
+            <a:graphic xmlns:a="http://schemas.openxmlformats.org/drawingml/2006/main">
+              <a:graphicData uri="http://schemas.openxmlformats.org/drawingml/2006/picture">
+                <pic:pic xmlns:pic="http://schemas.openxmlformats.org/drawingml/2006/picture">
+                  <pic:nvPicPr>
+                    <pic:cNvPr id="683099939" name=""/>
+                    <pic:cNvPicPr/>
+                  </pic:nvPicPr>
+                  <pic:blipFill>
+                    <a:blip r:embed="rId13"/>
+                    <a:stretch>
+                      <a:fillRect/>
+                    </a:stretch>
+                  </pic:blipFill>
+                  <pic:spPr>
+                    <a:xfrm>
+                      <a:off x="0" y="0"/>
+                      <a:ext cx="5940425" cy="4145915"/>
+                    </a:xfrm>
+                    <a:prstGeom prst="rect">
+                      <a:avLst/>
+                    </a:prstGeom>
+                  </pic:spPr>
+                </pic:pic>
+              </a:graphicData>
+            </a:graphic>
+          </wp:inline>
+        </w:drawing>
+      </w:r>
+    </w:p>
+    <w:p>
+      <w:pPr>
+        <w:pStyle w:val="af7"/>
+      </w:pPr>
+      <w:r>
+        <w:lastRenderedPageBreak/>
+        <w:drawing>
+          <wp:inline distT="0" distB="0" distL="0" distR="0" wp14:anchorId="7BE86432" wp14:editId="3B114CF0">
+            <wp:extent cx="5940425" cy="3699510"/>
+            <wp:effectExtent l="0" t="0" r="3175" b="0"/>
+            <wp:docPr id="194927910" name="Рисунок 1"/>
+            <wp:cNvGraphicFramePr>
+              <a:graphicFrameLocks xmlns:a="http://schemas.openxmlformats.org/drawingml/2006/main" noChangeAspect="1"/>
+            </wp:cNvGraphicFramePr>
+            <a:graphic xmlns:a="http://schemas.openxmlformats.org/drawingml/2006/main">
+              <a:graphicData uri="http://schemas.openxmlformats.org/drawingml/2006/picture">
+                <pic:pic xmlns:pic="http://schemas.openxmlformats.org/drawingml/2006/picture">
+                  <pic:nvPicPr>
+                    <pic:cNvPr id="194927910" name=""/>
+                    <pic:cNvPicPr/>
+                  </pic:nvPicPr>
+                  <pic:blipFill>
+                    <a:blip r:embed="rId14"/>
+                    <a:stretch>
+                      <a:fillRect/>
+                    </a:stretch>
+                  </pic:blipFill>
+                  <pic:spPr>
+                    <a:xfrm>
+                      <a:off x="0" y="0"/>
+                      <a:ext cx="5940425" cy="3699510"/>
+                    </a:xfrm>
+                    <a:prstGeom prst="rect">
+                      <a:avLst/>
+                    </a:prstGeom>
+                  </pic:spPr>
+                </pic:pic>
+              </a:graphicData>
+            </a:graphic>
+          </wp:inline>
+        </w:drawing>
+      </w:r>
+    </w:p>
+    <w:p>
+      <w:pPr>
+        <w:pStyle w:val="af7"/>
+        <w:rPr>
+          <w:lang w:val="ru-RU"/>
+        </w:rPr>
+      </w:pPr>
+      <w:r>
+        <w:drawing>
+          <wp:inline distT="0" distB="0" distL="0" distR="0" wp14:anchorId="3E6C9079" wp14:editId="2CCDFDF7">
+            <wp:extent cx="5940425" cy="4084320"/>
+            <wp:effectExtent l="0" t="0" r="3175" b="0"/>
+            <wp:docPr id="1897288477" name="Рисунок 1"/>
+            <wp:cNvGraphicFramePr>
+              <a:graphicFrameLocks xmlns:a="http://schemas.openxmlformats.org/drawingml/2006/main" noChangeAspect="1"/>
+            </wp:cNvGraphicFramePr>
+            <a:graphic xmlns:a="http://schemas.openxmlformats.org/drawingml/2006/main">
+              <a:graphicData uri="http://schemas.openxmlformats.org/drawingml/2006/picture">
+                <pic:pic xmlns:pic="http://schemas.openxmlformats.org/drawingml/2006/picture">
+                  <pic:nvPicPr>
+                    <pic:cNvPr id="1897288477" name=""/>
+                    <pic:cNvPicPr/>
+                  </pic:nvPicPr>
+                  <pic:blipFill>
+                    <a:blip r:embed="rId15"/>
+                    <a:stretch>
+                      <a:fillRect/>
+                    </a:stretch>
+                  </pic:blipFill>
+                  <pic:spPr>
+                    <a:xfrm>
+                      <a:off x="0" y="0"/>
+                      <a:ext cx="5940425" cy="4084320"/>
+                    </a:xfrm>
+                    <a:prstGeom prst="rect">
+                      <a:avLst/>
+                    </a:prstGeom>
+                  </pic:spPr>
+                </pic:pic>
+              </a:graphicData>
+            </a:graphic>
+          </wp:inline>
+        </w:drawing>
+      </w:r>
+    </w:p>
+    <w:p>
+      <w:pPr>
+        <w:pStyle w:val="af7"/>
+      </w:pPr>
+      <w:r>
+        <w:lastRenderedPageBreak/>
+        <w:drawing>
+          <wp:inline distT="0" distB="0" distL="0" distR="0" wp14:anchorId="3F09FC55" wp14:editId="2BA01448">
+            <wp:extent cx="5940425" cy="3863975"/>
+            <wp:effectExtent l="0" t="0" r="3175" b="3175"/>
+            <wp:docPr id="1086065935" name="Рисунок 1"/>
+            <wp:cNvGraphicFramePr>
+              <a:graphicFrameLocks xmlns:a="http://schemas.openxmlformats.org/drawingml/2006/main" noChangeAspect="1"/>
+            </wp:cNvGraphicFramePr>
+            <a:graphic xmlns:a="http://schemas.openxmlformats.org/drawingml/2006/main">
+              <a:graphicData uri="http://schemas.openxmlformats.org/drawingml/2006/picture">
+                <pic:pic xmlns:pic="http://schemas.openxmlformats.org/drawingml/2006/picture">
+                  <pic:nvPicPr>
+                    <pic:cNvPr id="1086065935" name=""/>
+                    <pic:cNvPicPr/>
+                  </pic:nvPicPr>
+                  <pic:blipFill>
+                    <a:blip r:embed="rId16"/>
+                    <a:stretch>
+                      <a:fillRect/>
+                    </a:stretch>
+                  </pic:blipFill>
+                  <pic:spPr>
+                    <a:xfrm>
+                      <a:off x="0" y="0"/>
+                      <a:ext cx="5940425" cy="3863975"/>
+                    </a:xfrm>
+                    <a:prstGeom prst="rect">
+                      <a:avLst/>
+                    </a:prstGeom>
+                  </pic:spPr>
+                </pic:pic>
+              </a:graphicData>
+            </a:graphic>
+          </wp:inline>
+        </w:drawing>
+      </w:r>
+    </w:p>
+    <w:p>
+      <w:pPr>
+        <w:pStyle w:val="a5"/>
+      </w:pPr>
+      <w:r>
+        <w:t>1.</w:t>
+      </w:r>
+      <w:r>
+        <w:t>Количество товаров, у которых отсутствует артикул</w:t>
+      </w:r>
+    </w:p>
+    <w:p>
+      <w:pPr>
+        <w:pStyle w:val="a5"/>
+      </w:pPr>
+      <w:r>
+        <w:t>27</w:t>
+      </w:r>
+    </w:p>
+    <w:p>
+      <w:pPr>
+        <w:pStyle w:val="a5"/>
+      </w:pPr>
+      <w:r>
+        <w:t>2.</w:t>
+      </w:r>
+      <w:r>
+        <w:t xml:space="preserve">Какая дата последней продажи товара, который получился на 10-ом </w:t>
+      </w:r>
+      <w:proofErr w:type="spellStart"/>
+      <w:r>
+        <w:t>местие</w:t>
+      </w:r>
+      <w:proofErr w:type="spellEnd"/>
+      <w:r>
+        <w:t xml:space="preserve"> в списке после сортировки?</w:t>
+      </w:r>
+    </w:p>
+    <w:p>
+      <w:pPr>
+        <w:pStyle w:val="a5"/>
+      </w:pPr>
+      <w:r>
+        <w:t>01.03.2017</w:t>
+      </w:r>
+    </w:p>
+    <w:p>
+      <w:pPr>
+        <w:pStyle w:val="a5"/>
+      </w:pPr>
+      <w:r>
+        <w:t>3.</w:t>
+      </w:r>
+      <w:r>
+        <w:t>Сколько записей осталось в наборе после исключения товаров с пустым артикулом?</w:t>
+      </w:r>
+    </w:p>
+    <w:p>
+      <w:pPr>
+        <w:pStyle w:val="a5"/>
+      </w:pPr>
+      <w:r>
+        <w:t>6901</w:t>
+      </w:r>
+    </w:p>
+    <w:p>
+      <w:pPr>
+        <w:pStyle w:val="a5"/>
+      </w:pPr>
+      <w:r>
+        <w:t>4.</w:t>
+      </w:r>
+      <w:r>
+        <w:t>Сколько месяцев прошло с даты последней продажи товара с артикулом</w:t>
+      </w:r>
+      <w:r>
+        <w:t xml:space="preserve"> </w:t>
+      </w:r>
+      <w:r>
+        <w:t>IT010016864 до 01.04.2018?</w:t>
+      </w:r>
+    </w:p>
+    <w:p>
+      <w:pPr>
+        <w:pStyle w:val="a5"/>
+      </w:pPr>
+      <w:r>
+        <w:t>13</w:t>
+      </w:r>
+    </w:p>
+    <w:p>
+      <w:pPr>
+        <w:pStyle w:val="a5"/>
+      </w:pPr>
+      <w:r>
+        <w:t xml:space="preserve">5. </w:t>
+      </w:r>
+      <w:r>
+        <w:t>Какое максимальное количество месяцев получилось между датой последней продажи и 01.04.2018?</w:t>
+      </w:r>
+    </w:p>
+    <w:p>
+      <w:pPr>
+        <w:pStyle w:val="a5"/>
+      </w:pPr>
+      <w:r>
+        <w:t>14</w:t>
+      </w:r>
+    </w:p>
+    <w:p>
+      <w:pPr>
+        <w:pStyle w:val="a5"/>
+      </w:pPr>
+      <w:r>
+        <w:t xml:space="preserve">6. </w:t>
+      </w:r>
+      <w:r>
+        <w:t>Какой артикул имеет товар, который оказался первым после сортировки?</w:t>
+      </w:r>
+    </w:p>
+    <w:p>
+      <w:pPr>
+        <w:spacing w:after="0" w:line="240" w:lineRule="auto"/>
+        <w:jc w:val="both"/>
+        <w:rPr>
+          <w:rFonts w:ascii="Times New Roman" w:eastAsia="Times New Roman" w:hAnsi="Times New Roman" w:cs="Times New Roman"/>
+          <w:kern w:val="0"/>
+          <w:lang w:eastAsia="ru-RU"/>
+          <w14:ligatures w14:val="none"/>
+        </w:rPr>
+      </w:pPr>
+      <w:r>
+        <w:rPr>
+          <w:rFonts w:ascii="Times New Roman" w:eastAsia="Times New Roman" w:hAnsi="Times New Roman" w:cs="Times New Roman"/>
+          <w:kern w:val="0"/>
+          <w:lang w:eastAsia="ru-RU"/>
+          <w14:ligatures w14:val="none"/>
+        </w:rPr>
+        <w:t>IT0100186</w:t>
+      </w:r>
+    </w:p>
+    <w:p>
+      <w:pPr>
+        <w:pStyle w:val="a5"/>
+      </w:pPr>
+      <w:r>
+        <w:lastRenderedPageBreak/>
+        <w:t xml:space="preserve">7. </w:t>
+      </w:r>
+      <w:r>
+        <w:t>Количество товаров, у которых от даты последней продажи до 01.04.2018</w:t>
+      </w:r>
+      <w:r>
+        <w:t xml:space="preserve"> </w:t>
+      </w:r>
+      <w:r>
+        <w:t>прошло более 10 месяцев?</w:t>
+      </w:r>
+    </w:p>
+    <w:p>
+      <w:pPr>
+        <w:pStyle w:val="a5"/>
+      </w:pPr>
+      <w:r>
+        <w:t>1590</w:t>
+      </w:r>
+    </w:p>
     <w:sectPr>
       <w:pgSz w:w="11906" w:h="16838"/>
       <w:pgMar w:top="1134" w:right="850" w:bottom="1134" w:left="1701" w:header="708" w:footer="708" w:gutter="0"/>
@@ -435,6 +849,151 @@
     </w:sectPr>
   </w:body>
 </w:document>
+</file>
+
+<file path=word/numbering.xml><?xml version="1.0" encoding="utf-8"?>
+<w:numbering xmlns:wpc="http://schemas.microsoft.com/office/word/2010/wordprocessingCanvas" xmlns:cx="http://schemas.microsoft.com/office/drawing/2014/chartex" xmlns:cx1="http://schemas.microsoft.com/office/drawing/2015/9/8/chartex" xmlns:cx2="http://schemas.microsoft.com/office/drawing/2015/10/21/chartex" xmlns:cx3="http://schemas.microsoft.com/office/drawing/2016/5/9/chartex" xmlns:cx4="http://schemas.microsoft.com/office/drawing/2016/5/10/chartex" xmlns:cx5="http://schemas.microsoft.com/office/drawing/2016/5/11/chartex" xmlns:cx6="http://schemas.microsoft.com/office/drawing/2016/5/12/chartex" xmlns:cx7="http://schemas.microsoft.com/office/drawing/2016/5/13/chartex" xmlns:cx8="http://schemas.microsoft.com/office/drawing/2016/5/14/chartex" xmlns:mc="http://schemas.openxmlformats.org/markup-compatibility/2006" xmlns:aink="http://schemas.microsoft.com/office/drawing/2016/ink" xmlns:am3d="http://schemas.microsoft.com/office/drawing/2017/model3d" xmlns:o="urn:schemas-microsoft-com:office:office" xmlns:oel="http://schemas.microsoft.com/office/2019/extlst" xmlns:r="http://schemas.openxmlformats.org/officeDocument/2006/relationships" xmlns:m="http://schemas.openxmlformats.org/officeDocument/2006/math" xmlns:v="urn:schemas-microsoft-com:vml" xmlns:wp14="http://schemas.microsoft.com/office/word/2010/wordprocessingDrawing" xmlns:wp="http://schemas.openxmlformats.org/drawingml/2006/wordprocessingDrawing" xmlns:w10="urn:schemas-microsoft-com:office:word" xmlns:w="http://schemas.openxmlformats.org/wordprocessingml/2006/main" xmlns:w14="http://schemas.microsoft.com/office/word/2010/wordml" xmlns:w15="http://schemas.microsoft.com/office/word/2012/wordml" xmlns:w16cex="http://schemas.microsoft.com/office/word/2018/wordml/cex" xmlns:w16cid="http://schemas.microsoft.com/office/word/2016/wordml/cid" xmlns:w16="http://schemas.microsoft.com/office/word/2018/wordml" xmlns:w16du="http://schemas.microsoft.com/office/word/2023/wordml/word16du" xmlns:w16sdtdh="http://schemas.microsoft.com/office/word/2020/wordml/sdtdatahash" xmlns:w16sdtfl="http://schemas.microsoft.com/office/word/2024/wordml/sdtformatlock" xmlns:w16se="http://schemas.microsoft.com/office/word/2015/wordml/symex" xmlns:wpg="http://schemas.microsoft.com/office/word/2010/wordprocessingGroup" xmlns:wpi="http://schemas.microsoft.com/office/word/2010/wordprocessingInk" xmlns:wne="http://schemas.microsoft.com/office/word/2006/wordml" xmlns:wps="http://schemas.microsoft.com/office/word/2010/wordprocessingShape" mc:Ignorable="w14 w15 w16se w16cid w16 w16cex w16sdtdh w16sdtfl w16du wp14">
+  <w:abstractNum w:abstractNumId="0" w15:restartNumberingAfterBreak="0">
+    <w:nsid w:val="266B0E55"/>
+    <w:multiLevelType w:val="multilevel"/>
+    <w:tmpl w:val="1F705916"/>
+    <w:lvl w:ilvl="0">
+      <w:start w:val="1"/>
+      <w:numFmt w:val="decimal"/>
+      <w:lvlText w:val="%1."/>
+      <w:lvlJc w:val="left"/>
+      <w:pPr>
+        <w:ind w:left="1015" w:hanging="360"/>
+      </w:pPr>
+      <w:rPr>
+        <w:rFonts w:ascii="Times New Roman" w:eastAsia="Times New Roman" w:hAnsi="Times New Roman" w:cs="Times New Roman" w:hint="default"/>
+        <w:b w:val="0"/>
+        <w:bCs w:val="0"/>
+        <w:i w:val="0"/>
+        <w:iCs w:val="0"/>
+        <w:spacing w:val="0"/>
+        <w:w w:val="99"/>
+        <w:sz w:val="28"/>
+        <w:szCs w:val="28"/>
+        <w:lang w:val="ru-RU" w:eastAsia="en-US" w:bidi="ar-SA"/>
+      </w:rPr>
+    </w:lvl>
+    <w:lvl w:ilvl="1">
+      <w:start w:val="1"/>
+      <w:numFmt w:val="decimal"/>
+      <w:lvlText w:val="%1.%2."/>
+      <w:lvlJc w:val="left"/>
+      <w:pPr>
+        <w:ind w:left="1433" w:hanging="423"/>
+      </w:pPr>
+      <w:rPr>
+        <w:rFonts w:ascii="Times New Roman" w:eastAsia="Times New Roman" w:hAnsi="Times New Roman" w:cs="Times New Roman" w:hint="default"/>
+        <w:b w:val="0"/>
+        <w:bCs w:val="0"/>
+        <w:i w:val="0"/>
+        <w:iCs w:val="0"/>
+        <w:spacing w:val="0"/>
+        <w:w w:val="99"/>
+        <w:sz w:val="26"/>
+        <w:szCs w:val="26"/>
+        <w:lang w:val="ru-RU" w:eastAsia="en-US" w:bidi="ar-SA"/>
+      </w:rPr>
+    </w:lvl>
+    <w:lvl w:ilvl="2">
+      <w:numFmt w:val="bullet"/>
+      <w:lvlText w:val="•"/>
+      <w:lvlJc w:val="left"/>
+      <w:pPr>
+        <w:ind w:left="2476" w:hanging="423"/>
+      </w:pPr>
+      <w:rPr>
+        <w:lang w:val="ru-RU" w:eastAsia="en-US" w:bidi="ar-SA"/>
+      </w:rPr>
+    </w:lvl>
+    <w:lvl w:ilvl="3">
+      <w:numFmt w:val="bullet"/>
+      <w:lvlText w:val="•"/>
+      <w:lvlJc w:val="left"/>
+      <w:pPr>
+        <w:ind w:left="3513" w:hanging="423"/>
+      </w:pPr>
+      <w:rPr>
+        <w:lang w:val="ru-RU" w:eastAsia="en-US" w:bidi="ar-SA"/>
+      </w:rPr>
+    </w:lvl>
+    <w:lvl w:ilvl="4">
+      <w:numFmt w:val="bullet"/>
+      <w:lvlText w:val="•"/>
+      <w:lvlJc w:val="left"/>
+      <w:pPr>
+        <w:ind w:left="4550" w:hanging="423"/>
+      </w:pPr>
+      <w:rPr>
+        <w:lang w:val="ru-RU" w:eastAsia="en-US" w:bidi="ar-SA"/>
+      </w:rPr>
+    </w:lvl>
+    <w:lvl w:ilvl="5">
+      <w:numFmt w:val="bullet"/>
+      <w:lvlText w:val="•"/>
+      <w:lvlJc w:val="left"/>
+      <w:pPr>
+        <w:ind w:left="5587" w:hanging="423"/>
+      </w:pPr>
+      <w:rPr>
+        <w:lang w:val="ru-RU" w:eastAsia="en-US" w:bidi="ar-SA"/>
+      </w:rPr>
+    </w:lvl>
+    <w:lvl w:ilvl="6">
+      <w:numFmt w:val="bullet"/>
+      <w:lvlText w:val="•"/>
+      <w:lvlJc w:val="left"/>
+      <w:pPr>
+        <w:ind w:left="6624" w:hanging="423"/>
+      </w:pPr>
+      <w:rPr>
+        <w:lang w:val="ru-RU" w:eastAsia="en-US" w:bidi="ar-SA"/>
+      </w:rPr>
+    </w:lvl>
+    <w:lvl w:ilvl="7">
+      <w:numFmt w:val="bullet"/>
+      <w:lvlText w:val="•"/>
+      <w:lvlJc w:val="left"/>
+      <w:pPr>
+        <w:ind w:left="7661" w:hanging="423"/>
+      </w:pPr>
+      <w:rPr>
+        <w:lang w:val="ru-RU" w:eastAsia="en-US" w:bidi="ar-SA"/>
+      </w:rPr>
+    </w:lvl>
+    <w:lvl w:ilvl="8">
+      <w:numFmt w:val="bullet"/>
+      <w:lvlText w:val="•"/>
+      <w:lvlJc w:val="left"/>
+      <w:pPr>
+        <w:ind w:left="8698" w:hanging="423"/>
+      </w:pPr>
+      <w:rPr>
+        <w:lang w:val="ru-RU" w:eastAsia="en-US" w:bidi="ar-SA"/>
+      </w:rPr>
+    </w:lvl>
+  </w:abstractNum>
+  <w:num w:numId="1" w16cid:durableId="342392054">
+    <w:abstractNumId w:val="0"/>
+    <w:lvlOverride w:ilvl="0">
+      <w:startOverride w:val="1"/>
+    </w:lvlOverride>
+    <w:lvlOverride w:ilvl="1">
+      <w:startOverride w:val="1"/>
+    </w:lvlOverride>
+    <w:lvlOverride w:ilvl="2"/>
+    <w:lvlOverride w:ilvl="3"/>
+    <w:lvlOverride w:ilvl="4"/>
+    <w:lvlOverride w:ilvl="5"/>
+    <w:lvlOverride w:ilvl="6"/>
+    <w:lvlOverride w:ilvl="7"/>
+    <w:lvlOverride w:ilvl="8"/>
+  </w:num>
+</w:numbering>
 </file>
 
 <file path=word/styles.xml><?xml version="1.0" encoding="utf-8"?>
